--- a/docs/TAA Methology Local.docx
+++ b/docs/TAA Methology Local.docx
@@ -5,6 +5,7 @@
     <w:p>
       <w:pPr>
         <w:spacing w:line="240" w:lineRule="auto"/>
+        <w:ind w:firstLine="708"/>
         <w:jc w:val="center"/>
         <w:rPr>
           <w:rFonts w:ascii="Arial" w:hAnsi="Arial" w:cs="Arial"/>
@@ -3876,6 +3877,1145 @@
         <w:spacing w:line="240" w:lineRule="auto"/>
         <w:rPr>
           <w:rFonts w:ascii="Arial" w:hAnsi="Arial" w:cs="Arial"/>
+          <w:b/>
+          <w:bCs/>
+          <w:sz w:val="22"/>
+          <w:szCs w:val="22"/>
+        </w:rPr>
+      </w:pPr>
+      <w:r>
+        <w:rPr>
+          <w:rFonts w:ascii="Arial" w:hAnsi="Arial" w:cs="Arial"/>
+          <w:b/>
+          <w:bCs/>
+          <w:sz w:val="22"/>
+          <w:szCs w:val="22"/>
+        </w:rPr>
+        <w:t>TAA Signals Generation Methodology</w:t>
+      </w:r>
+    </w:p>
+    <w:p>
+      <w:pPr>
+        <w:spacing w:before="360" w:after="120"/>
+      </w:pPr>
+      <w:r>
+        <w:rPr>
+          <w:b/>
+          <w:color w:val="C41230"/>
+          <w:sz w:val="36"/>
+        </w:rPr>
+        <w:t>Part 3 — Aggregation Pipeline</w:t>
+      </w:r>
+    </w:p>
+    <w:p>
+      <w:r>
+        <w:rPr>
+          <w:sz w:val="20"/>
+        </w:rPr>
+        <w:t>Raw series become a single composite score per asset class via five deterministic steps.</w:t>
+      </w:r>
+    </w:p>
+    <w:p>
+      <w:pPr>
+        <w:spacing w:before="280" w:after="80"/>
+      </w:pPr>
+      <w:r>
+        <w:rPr>
+          <w:b/>
+          <w:color w:val="0B1220"/>
+          <w:sz w:val="28"/>
+        </w:rPr>
+        <w:t>Step 1 — Normalize each raw series to a z-score</w:t>
+      </w:r>
+    </w:p>
+    <w:p>
+      <w:pPr>
+        <w:pStyle w:val="Listaconvietas"/>
+        <w:tabs>
+          <w:tab w:val="num" w:pos="360"/>
+        </w:tabs>
+        <w:ind w:left="360" w:hanging="360"/>
+      </w:pPr>
+      <w:r>
+        <w:t>EWMA z-score (default for daily signals, span = 252×3 days ≈ 3Y half-life).</w:t>
+      </w:r>
+    </w:p>
+    <w:p>
+      <w:pPr>
+        <w:pStyle w:val="Listaconvietas"/>
+        <w:tabs>
+          <w:tab w:val="num" w:pos="360"/>
+        </w:tabs>
+        <w:ind w:left="360" w:hanging="360"/>
+      </w:pPr>
+      <w:r>
+        <w:t>Rolling z-score for slow-moving valuation signals (P/E, ERP, real yield) with 10Y window.</w:t>
+      </w:r>
+    </w:p>
+    <w:p>
+      <w:pPr>
+        <w:pStyle w:val="Listaconvietas"/>
+        <w:tabs>
+          <w:tab w:val="num" w:pos="360"/>
+        </w:tabs>
+        <w:ind w:left="360" w:hanging="360"/>
+      </w:pPr>
+      <w:r>
+        <w:t>Percentile rank (5Y or 10Y) for non-normal distributions: VIX, OAS, P/E.</w:t>
+      </w:r>
+    </w:p>
+    <w:p>
+      <w:pPr>
+        <w:pStyle w:val="Listaconvietas"/>
+        <w:tabs>
+          <w:tab w:val="num" w:pos="360"/>
+        </w:tabs>
+        <w:ind w:left="360" w:hanging="360"/>
+      </w:pPr>
+      <w:r>
+        <w:t xml:space="preserve">All z-scores </w:t>
+      </w:r>
+      <w:proofErr w:type="spellStart"/>
+      <w:r>
+        <w:t>winsorised</w:t>
+      </w:r>
+      <w:proofErr w:type="spellEnd"/>
+      <w:r>
+        <w:t xml:space="preserve"> to ±3σ.</w:t>
+      </w:r>
+    </w:p>
+    <w:p>
+      <w:pPr>
+        <w:spacing w:before="280" w:after="80"/>
+      </w:pPr>
+      <w:r>
+        <w:rPr>
+          <w:b/>
+          <w:color w:val="0B1220"/>
+          <w:sz w:val="28"/>
+        </w:rPr>
+        <w:t>Step 2 — Apply sign conventions</w:t>
+      </w:r>
+    </w:p>
+    <w:p>
+      <w:pPr>
+        <w:pStyle w:val="Listaconvietas"/>
+        <w:tabs>
+          <w:tab w:val="num" w:pos="360"/>
+        </w:tabs>
+        <w:ind w:left="360" w:hanging="360"/>
+      </w:pPr>
+      <w:r>
+        <w:t>Fixed-income duration: growth signals (PMI/GDP/CESI) are inverted (−1×).</w:t>
+      </w:r>
+    </w:p>
+    <w:p>
+      <w:pPr>
+        <w:pStyle w:val="Listaconvietas"/>
+        <w:tabs>
+          <w:tab w:val="num" w:pos="360"/>
+        </w:tabs>
+        <w:ind w:left="360" w:hanging="360"/>
+      </w:pPr>
+      <w:r>
+        <w:t>Credit: spread tightening is positive → OAS/CDS momentum multiplied by −1.</w:t>
+      </w:r>
+    </w:p>
+    <w:p>
+      <w:pPr>
+        <w:pStyle w:val="Listaconvietas"/>
+        <w:tabs>
+          <w:tab w:val="num" w:pos="360"/>
+        </w:tabs>
+        <w:ind w:left="360" w:hanging="360"/>
+      </w:pPr>
+      <w:r>
+        <w:t>Yields: falling yield = rising bond price → yield momentum multiplied by −1.</w:t>
+      </w:r>
+    </w:p>
+    <w:p>
+      <w:pPr>
+        <w:pStyle w:val="Listaconvietas"/>
+        <w:tabs>
+          <w:tab w:val="num" w:pos="360"/>
+        </w:tabs>
+        <w:ind w:left="360" w:hanging="360"/>
+      </w:pPr>
+      <w:r>
+        <w:t xml:space="preserve">VIX / MOVE at extremes apply contrarian scoring (sign C): </w:t>
+      </w:r>
+      <w:proofErr w:type="spellStart"/>
+      <w:r>
+        <w:t>pctile</w:t>
+      </w:r>
+      <w:proofErr w:type="spellEnd"/>
+      <w:r>
+        <w:t xml:space="preserve"> &gt; 0.85 → +1.5; </w:t>
+      </w:r>
+      <w:proofErr w:type="spellStart"/>
+      <w:r>
+        <w:t>pctile</w:t>
+      </w:r>
+      <w:proofErr w:type="spellEnd"/>
+      <w:r>
+        <w:t xml:space="preserve"> &lt; 0.15 → −1.5.</w:t>
+      </w:r>
+    </w:p>
+    <w:p>
+      <w:pPr>
+        <w:pStyle w:val="Listaconvietas"/>
+        <w:tabs>
+          <w:tab w:val="num" w:pos="360"/>
+        </w:tabs>
+        <w:ind w:left="360" w:hanging="360"/>
+      </w:pPr>
+      <w:r>
+        <w:t>CESI at percentile &gt; 0.85 or &lt; 0.15 is inverted (mean-reverting).</w:t>
+      </w:r>
+    </w:p>
+    <w:p>
+      <w:pPr>
+        <w:spacing w:before="280" w:after="80"/>
+      </w:pPr>
+      <w:r>
+        <w:rPr>
+          <w:b/>
+          <w:color w:val="0B1220"/>
+          <w:sz w:val="28"/>
+        </w:rPr>
+        <w:t>Step 3 — Aggregate within each pillar</w:t>
+      </w:r>
+    </w:p>
+    <w:p>
+      <w:r>
+        <w:rPr>
+          <w:sz w:val="20"/>
+        </w:rPr>
+        <w:t xml:space="preserve">Signals are combined inside each pillar using the weights specified in </w:t>
+      </w:r>
+      <w:proofErr w:type="spellStart"/>
+      <w:r>
+        <w:rPr>
+          <w:sz w:val="20"/>
+        </w:rPr>
+        <w:t>SignalMapping</w:t>
+      </w:r>
+      <w:proofErr w:type="spellEnd"/>
+      <w:r>
+        <w:rPr>
+          <w:sz w:val="20"/>
+        </w:rPr>
+        <w:t>. The result is re-</w:t>
+      </w:r>
+      <w:proofErr w:type="spellStart"/>
+      <w:r>
+        <w:rPr>
+          <w:sz w:val="20"/>
+        </w:rPr>
+        <w:t>standardised</w:t>
+      </w:r>
+      <w:proofErr w:type="spellEnd"/>
+      <w:r>
+        <w:rPr>
+          <w:sz w:val="20"/>
+        </w:rPr>
+        <w:t xml:space="preserve"> to restore unit variance.</w:t>
+      </w:r>
+    </w:p>
+    <w:p>
+      <w:pPr>
+        <w:spacing w:before="80" w:after="80"/>
+        <w:ind w:left="283"/>
+      </w:pPr>
+      <w:proofErr w:type="spellStart"/>
+      <w:r>
+        <w:rPr>
+          <w:rFonts w:ascii="Consolas" w:hAnsi="Consolas"/>
+          <w:color w:val="0B1220"/>
+          <w:sz w:val="18"/>
+        </w:rPr>
+        <w:t>pillar_F_us</w:t>
+      </w:r>
+      <w:proofErr w:type="spellEnd"/>
+      <w:r>
+        <w:rPr>
+          <w:rFonts w:ascii="Consolas" w:hAnsi="Consolas"/>
+          <w:color w:val="0B1220"/>
+          <w:sz w:val="18"/>
+        </w:rPr>
+        <w:t xml:space="preserve"> = Σ </w:t>
+      </w:r>
+      <w:proofErr w:type="spellStart"/>
+      <w:r>
+        <w:rPr>
+          <w:rFonts w:ascii="Consolas" w:hAnsi="Consolas"/>
+          <w:color w:val="0B1220"/>
+          <w:sz w:val="18"/>
+        </w:rPr>
+        <w:t>w_i</w:t>
+      </w:r>
+      <w:proofErr w:type="spellEnd"/>
+      <w:r>
+        <w:rPr>
+          <w:rFonts w:ascii="Consolas" w:hAnsi="Consolas"/>
+          <w:color w:val="0B1220"/>
+          <w:sz w:val="18"/>
+        </w:rPr>
+        <w:t xml:space="preserve"> × </w:t>
+      </w:r>
+      <w:proofErr w:type="spellStart"/>
+      <w:r>
+        <w:rPr>
+          <w:rFonts w:ascii="Consolas" w:hAnsi="Consolas"/>
+          <w:color w:val="0B1220"/>
+          <w:sz w:val="18"/>
+        </w:rPr>
+        <w:t>z_i</w:t>
+      </w:r>
+      <w:proofErr w:type="spellEnd"/>
+      <w:r>
+        <w:rPr>
+          <w:rFonts w:ascii="Consolas" w:hAnsi="Consolas"/>
+          <w:color w:val="0B1220"/>
+          <w:sz w:val="18"/>
+        </w:rPr>
+        <w:t xml:space="preserve">   over Fundamentals signals mapped to </w:t>
+      </w:r>
+      <w:proofErr w:type="spellStart"/>
+      <w:r>
+        <w:rPr>
+          <w:rFonts w:ascii="Consolas" w:hAnsi="Consolas"/>
+          <w:color w:val="0B1220"/>
+          <w:sz w:val="18"/>
+        </w:rPr>
+        <w:t>us_equity</w:t>
+      </w:r>
+      <w:proofErr w:type="spellEnd"/>
+      <w:r>
+        <w:rPr>
+          <w:rFonts w:ascii="Consolas" w:hAnsi="Consolas"/>
+          <w:color w:val="0B1220"/>
+          <w:sz w:val="18"/>
+        </w:rPr>
+        <w:br/>
+      </w:r>
+      <w:proofErr w:type="spellStart"/>
+      <w:r>
+        <w:rPr>
+          <w:rFonts w:ascii="Consolas" w:hAnsi="Consolas"/>
+          <w:color w:val="0B1220"/>
+          <w:sz w:val="18"/>
+        </w:rPr>
+        <w:t>Z_F_us</w:t>
+      </w:r>
+      <w:proofErr w:type="spellEnd"/>
+      <w:r>
+        <w:rPr>
+          <w:rFonts w:ascii="Consolas" w:hAnsi="Consolas"/>
+          <w:color w:val="0B1220"/>
+          <w:sz w:val="18"/>
+        </w:rPr>
+        <w:t xml:space="preserve">      = </w:t>
+      </w:r>
+      <w:proofErr w:type="spellStart"/>
+      <w:r>
+        <w:rPr>
+          <w:rFonts w:ascii="Consolas" w:hAnsi="Consolas"/>
+          <w:color w:val="0B1220"/>
+          <w:sz w:val="18"/>
+        </w:rPr>
+        <w:t>rolling_</w:t>
+      </w:r>
+      <w:proofErr w:type="gramStart"/>
+      <w:r>
+        <w:rPr>
+          <w:rFonts w:ascii="Consolas" w:hAnsi="Consolas"/>
+          <w:color w:val="0B1220"/>
+          <w:sz w:val="18"/>
+        </w:rPr>
+        <w:t>zscore</w:t>
+      </w:r>
+      <w:proofErr w:type="spellEnd"/>
+      <w:r>
+        <w:rPr>
+          <w:rFonts w:ascii="Consolas" w:hAnsi="Consolas"/>
+          <w:color w:val="0B1220"/>
+          <w:sz w:val="18"/>
+        </w:rPr>
+        <w:t>(</w:t>
+      </w:r>
+      <w:proofErr w:type="spellStart"/>
+      <w:proofErr w:type="gramEnd"/>
+      <w:r>
+        <w:rPr>
+          <w:rFonts w:ascii="Consolas" w:hAnsi="Consolas"/>
+          <w:color w:val="0B1220"/>
+          <w:sz w:val="18"/>
+        </w:rPr>
+        <w:t>pillar_F_us</w:t>
+      </w:r>
+      <w:proofErr w:type="spellEnd"/>
+      <w:r>
+        <w:rPr>
+          <w:rFonts w:ascii="Consolas" w:hAnsi="Consolas"/>
+          <w:color w:val="0B1220"/>
+          <w:sz w:val="18"/>
+        </w:rPr>
+        <w:t>, 252</w:t>
+      </w:r>
+      <w:proofErr w:type="gramStart"/>
+      <w:r>
+        <w:rPr>
+          <w:rFonts w:ascii="Consolas" w:hAnsi="Consolas"/>
+          <w:color w:val="0B1220"/>
+          <w:sz w:val="18"/>
+        </w:rPr>
+        <w:t>).clip</w:t>
+      </w:r>
+      <w:proofErr w:type="gramEnd"/>
+      <w:r>
+        <w:rPr>
+          <w:rFonts w:ascii="Consolas" w:hAnsi="Consolas"/>
+          <w:color w:val="0B1220"/>
+          <w:sz w:val="18"/>
+        </w:rPr>
+        <w:t>(-3, 3)</w:t>
+      </w:r>
+    </w:p>
+    <w:p>
+      <w:pPr>
+        <w:spacing w:before="280" w:after="80"/>
+      </w:pPr>
+      <w:r>
+        <w:rPr>
+          <w:b/>
+          <w:color w:val="0B1220"/>
+          <w:sz w:val="28"/>
+        </w:rPr>
+        <w:t>Step 4 — Combine pillars into a composite</w:t>
+      </w:r>
+    </w:p>
+    <w:p>
+      <w:r>
+        <w:rPr>
+          <w:sz w:val="20"/>
+        </w:rPr>
+        <w:t xml:space="preserve">Per-asset-class pillar weights (from </w:t>
+      </w:r>
+      <w:proofErr w:type="spellStart"/>
+      <w:r>
+        <w:rPr>
+          <w:sz w:val="20"/>
+        </w:rPr>
+        <w:t>PillarWeights</w:t>
+      </w:r>
+      <w:proofErr w:type="spellEnd"/>
+      <w:r>
+        <w:rPr>
+          <w:sz w:val="20"/>
+        </w:rPr>
+        <w:t>) feed the composite.</w:t>
+      </w:r>
+    </w:p>
+    <w:p>
+      <w:pPr>
+        <w:spacing w:before="280" w:after="80"/>
+      </w:pPr>
+      <w:r>
+        <w:rPr>
+          <w:b/>
+          <w:color w:val="0B1220"/>
+          <w:sz w:val="28"/>
+        </w:rPr>
+        <w:t>Step 5 — Apply the pillar-agreement multiplier</w:t>
+      </w:r>
+    </w:p>
+    <w:p>
+      <w:r>
+        <w:rPr>
+          <w:sz w:val="20"/>
+        </w:rPr>
+        <w:t>Conviction quality filter: count how many of F/M/S/V share the sign of the composite (ignoring pillars with |z| &lt; 0.25).</w:t>
+      </w:r>
+    </w:p>
+    <w:p>
+      <w:pPr>
+        <w:pStyle w:val="Listaconvietas"/>
+        <w:tabs>
+          <w:tab w:val="num" w:pos="360"/>
+        </w:tabs>
+        <w:ind w:left="360" w:hanging="360"/>
+      </w:pPr>
+      <w:r>
+        <w:t>4 of 4 agree → multiplier 1.00 — full conviction.</w:t>
+      </w:r>
+    </w:p>
+    <w:p>
+      <w:pPr>
+        <w:pStyle w:val="Listaconvietas"/>
+        <w:tabs>
+          <w:tab w:val="num" w:pos="360"/>
+        </w:tabs>
+        <w:ind w:left="360" w:hanging="360"/>
+      </w:pPr>
+      <w:r>
+        <w:t>3 of 4 agree → multiplier 0.80.</w:t>
+      </w:r>
+    </w:p>
+    <w:p>
+      <w:pPr>
+        <w:pStyle w:val="Listaconvietas"/>
+        <w:tabs>
+          <w:tab w:val="num" w:pos="360"/>
+        </w:tabs>
+        <w:ind w:left="360" w:hanging="360"/>
+      </w:pPr>
+      <w:r>
+        <w:t>2 of 4 agree → multiplier 0.50.</w:t>
+      </w:r>
+    </w:p>
+    <w:p>
+      <w:pPr>
+        <w:pStyle w:val="Listaconvietas"/>
+        <w:tabs>
+          <w:tab w:val="num" w:pos="360"/>
+        </w:tabs>
+        <w:ind w:left="360" w:hanging="360"/>
+      </w:pPr>
+      <w:r>
+        <w:t xml:space="preserve">1 or 0 agree → multiplier 0.00 — the pillars disagree too much; tilt is </w:t>
+      </w:r>
+      <w:proofErr w:type="spellStart"/>
+      <w:r>
+        <w:t>neutralised</w:t>
+      </w:r>
+      <w:proofErr w:type="spellEnd"/>
+      <w:r>
+        <w:t>.</w:t>
+      </w:r>
+    </w:p>
+    <w:p>
+      <w:pPr>
+        <w:spacing w:before="360" w:after="120"/>
+      </w:pPr>
+      <w:r>
+        <w:rPr>
+          <w:b/>
+          <w:color w:val="C41230"/>
+          <w:sz w:val="36"/>
+        </w:rPr>
+        <w:lastRenderedPageBreak/>
+        <w:t>Part 4 — Absolute vs Relative Views, Tilt Sizing</w:t>
+      </w:r>
+    </w:p>
+    <w:p>
+      <w:r>
+        <w:rPr>
+          <w:sz w:val="20"/>
+        </w:rPr>
+        <w:t>The composite is blended 35% absolute / 65% relative before sizing the tilt. Absolute view asks: "Is this AC attractive vs its own history?" Relative view asks: "Which AC do I prefer over the others?" The two together let the system express "OW equity / UW FI" calls naturally even when both absolute scores are positive.</w:t>
+      </w:r>
+    </w:p>
+    <w:p>
+      <w:pPr>
+        <w:spacing w:before="80" w:after="80"/>
+        <w:ind w:left="283"/>
+      </w:pPr>
+      <w:proofErr w:type="spellStart"/>
+      <w:r>
+        <w:rPr>
+          <w:rFonts w:ascii="Consolas" w:hAnsi="Consolas"/>
+          <w:color w:val="0B1220"/>
+          <w:sz w:val="18"/>
+        </w:rPr>
+        <w:t>Z_rel</w:t>
+      </w:r>
+      <w:proofErr w:type="spellEnd"/>
+      <w:r>
+        <w:rPr>
+          <w:rFonts w:ascii="Consolas" w:hAnsi="Consolas"/>
+          <w:color w:val="0B1220"/>
+          <w:sz w:val="18"/>
+        </w:rPr>
+        <w:t xml:space="preserve">    = (</w:t>
+      </w:r>
+      <w:proofErr w:type="spellStart"/>
+      <w:r>
+        <w:rPr>
+          <w:rFonts w:ascii="Consolas" w:hAnsi="Consolas"/>
+          <w:color w:val="0B1220"/>
+          <w:sz w:val="18"/>
+        </w:rPr>
+        <w:t>Z_composite</w:t>
+      </w:r>
+      <w:proofErr w:type="spellEnd"/>
+      <w:r>
+        <w:rPr>
+          <w:rFonts w:ascii="Consolas" w:hAnsi="Consolas"/>
+          <w:color w:val="0B1220"/>
+          <w:sz w:val="18"/>
+        </w:rPr>
+        <w:t xml:space="preserve"> - </w:t>
+      </w:r>
+      <w:proofErr w:type="gramStart"/>
+      <w:r>
+        <w:rPr>
+          <w:rFonts w:ascii="Consolas" w:hAnsi="Consolas"/>
+          <w:color w:val="0B1220"/>
+          <w:sz w:val="18"/>
+        </w:rPr>
+        <w:t>mean(</w:t>
+      </w:r>
+      <w:proofErr w:type="spellStart"/>
+      <w:proofErr w:type="gramEnd"/>
+      <w:r>
+        <w:rPr>
+          <w:rFonts w:ascii="Consolas" w:hAnsi="Consolas"/>
+          <w:color w:val="0B1220"/>
+          <w:sz w:val="18"/>
+        </w:rPr>
+        <w:t>Z_composite</w:t>
+      </w:r>
+      <w:proofErr w:type="spellEnd"/>
+      <w:r>
+        <w:rPr>
+          <w:rFonts w:ascii="Consolas" w:hAnsi="Consolas"/>
+          <w:color w:val="0B1220"/>
+          <w:sz w:val="18"/>
+        </w:rPr>
+        <w:t xml:space="preserve"> across AC)) / std(...)</w:t>
+      </w:r>
+      <w:r>
+        <w:rPr>
+          <w:rFonts w:ascii="Consolas" w:hAnsi="Consolas"/>
+          <w:color w:val="0B1220"/>
+          <w:sz w:val="18"/>
+        </w:rPr>
+        <w:br/>
+      </w:r>
+      <w:proofErr w:type="spellStart"/>
+      <w:r>
+        <w:rPr>
+          <w:rFonts w:ascii="Consolas" w:hAnsi="Consolas"/>
+          <w:color w:val="0B1220"/>
+          <w:sz w:val="18"/>
+        </w:rPr>
+        <w:t>Z_</w:t>
+      </w:r>
+      <w:proofErr w:type="gramStart"/>
+      <w:r>
+        <w:rPr>
+          <w:rFonts w:ascii="Consolas" w:hAnsi="Consolas"/>
+          <w:color w:val="0B1220"/>
+          <w:sz w:val="18"/>
+        </w:rPr>
+        <w:t>final</w:t>
+      </w:r>
+      <w:proofErr w:type="spellEnd"/>
+      <w:r>
+        <w:rPr>
+          <w:rFonts w:ascii="Consolas" w:hAnsi="Consolas"/>
+          <w:color w:val="0B1220"/>
+          <w:sz w:val="18"/>
+        </w:rPr>
+        <w:t xml:space="preserve">  =</w:t>
+      </w:r>
+      <w:proofErr w:type="gramEnd"/>
+      <w:r>
+        <w:rPr>
+          <w:rFonts w:ascii="Consolas" w:hAnsi="Consolas"/>
+          <w:color w:val="0B1220"/>
+          <w:sz w:val="18"/>
+        </w:rPr>
+        <w:t xml:space="preserve"> 0.35 × </w:t>
+      </w:r>
+      <w:proofErr w:type="spellStart"/>
+      <w:r>
+        <w:rPr>
+          <w:rFonts w:ascii="Consolas" w:hAnsi="Consolas"/>
+          <w:color w:val="0B1220"/>
+          <w:sz w:val="18"/>
+        </w:rPr>
+        <w:t>Z_</w:t>
+      </w:r>
+      <w:proofErr w:type="gramStart"/>
+      <w:r>
+        <w:rPr>
+          <w:rFonts w:ascii="Consolas" w:hAnsi="Consolas"/>
+          <w:color w:val="0B1220"/>
+          <w:sz w:val="18"/>
+        </w:rPr>
+        <w:t>composite</w:t>
+      </w:r>
+      <w:proofErr w:type="spellEnd"/>
+      <w:r>
+        <w:rPr>
+          <w:rFonts w:ascii="Consolas" w:hAnsi="Consolas"/>
+          <w:color w:val="0B1220"/>
+          <w:sz w:val="18"/>
+        </w:rPr>
+        <w:t xml:space="preserve">  +</w:t>
+      </w:r>
+      <w:proofErr w:type="gramEnd"/>
+      <w:r>
+        <w:rPr>
+          <w:rFonts w:ascii="Consolas" w:hAnsi="Consolas"/>
+          <w:color w:val="0B1220"/>
+          <w:sz w:val="18"/>
+        </w:rPr>
+        <w:t xml:space="preserve">  0.65 × </w:t>
+      </w:r>
+      <w:proofErr w:type="spellStart"/>
+      <w:r>
+        <w:rPr>
+          <w:rFonts w:ascii="Consolas" w:hAnsi="Consolas"/>
+          <w:color w:val="0B1220"/>
+          <w:sz w:val="18"/>
+        </w:rPr>
+        <w:t>Z_rel</w:t>
+      </w:r>
+      <w:proofErr w:type="spellEnd"/>
+      <w:r>
+        <w:rPr>
+          <w:rFonts w:ascii="Consolas" w:hAnsi="Consolas"/>
+          <w:color w:val="0B1220"/>
+          <w:sz w:val="18"/>
+        </w:rPr>
+        <w:br/>
+      </w:r>
+      <w:proofErr w:type="spellStart"/>
+      <w:r>
+        <w:rPr>
+          <w:rFonts w:ascii="Consolas" w:hAnsi="Consolas"/>
+          <w:color w:val="0B1220"/>
+          <w:sz w:val="18"/>
+        </w:rPr>
+        <w:t>tilt_</w:t>
+      </w:r>
+      <w:proofErr w:type="gramStart"/>
+      <w:r>
+        <w:rPr>
+          <w:rFonts w:ascii="Consolas" w:hAnsi="Consolas"/>
+          <w:color w:val="0B1220"/>
+          <w:sz w:val="18"/>
+        </w:rPr>
+        <w:t>ac</w:t>
+      </w:r>
+      <w:proofErr w:type="spellEnd"/>
+      <w:r>
+        <w:rPr>
+          <w:rFonts w:ascii="Consolas" w:hAnsi="Consolas"/>
+          <w:color w:val="0B1220"/>
+          <w:sz w:val="18"/>
+        </w:rPr>
+        <w:t xml:space="preserve">  =</w:t>
+      </w:r>
+      <w:proofErr w:type="gramEnd"/>
+      <w:r>
+        <w:rPr>
+          <w:rFonts w:ascii="Consolas" w:hAnsi="Consolas"/>
+          <w:color w:val="0B1220"/>
+          <w:sz w:val="18"/>
+        </w:rPr>
+        <w:t xml:space="preserve"> </w:t>
+      </w:r>
+      <w:proofErr w:type="gramStart"/>
+      <w:r>
+        <w:rPr>
+          <w:rFonts w:ascii="Consolas" w:hAnsi="Consolas"/>
+          <w:color w:val="0B1220"/>
+          <w:sz w:val="18"/>
+        </w:rPr>
+        <w:t>clip(</w:t>
+      </w:r>
+      <w:proofErr w:type="spellStart"/>
+      <w:proofErr w:type="gramEnd"/>
+      <w:r>
+        <w:rPr>
+          <w:rFonts w:ascii="Consolas" w:hAnsi="Consolas"/>
+          <w:color w:val="0B1220"/>
+          <w:sz w:val="18"/>
+        </w:rPr>
+        <w:t>Z_final</w:t>
+      </w:r>
+      <w:proofErr w:type="spellEnd"/>
+      <w:r>
+        <w:rPr>
+          <w:rFonts w:ascii="Consolas" w:hAnsi="Consolas"/>
+          <w:color w:val="0B1220"/>
+          <w:sz w:val="18"/>
+        </w:rPr>
+        <w:t xml:space="preserve"> × </w:t>
+      </w:r>
+      <w:proofErr w:type="spellStart"/>
+      <w:r>
+        <w:rPr>
+          <w:rFonts w:ascii="Consolas" w:hAnsi="Consolas"/>
+          <w:color w:val="0B1220"/>
+          <w:sz w:val="18"/>
+        </w:rPr>
+        <w:t>max_tilt_ac</w:t>
+      </w:r>
+      <w:proofErr w:type="spellEnd"/>
+      <w:r>
+        <w:rPr>
+          <w:rFonts w:ascii="Consolas" w:hAnsi="Consolas"/>
+          <w:color w:val="0B1220"/>
+          <w:sz w:val="18"/>
+        </w:rPr>
+        <w:t xml:space="preserve"> × </w:t>
+      </w:r>
+      <w:proofErr w:type="spellStart"/>
+      <w:r>
+        <w:rPr>
+          <w:rFonts w:ascii="Consolas" w:hAnsi="Consolas"/>
+          <w:color w:val="0B1220"/>
+          <w:sz w:val="18"/>
+        </w:rPr>
+        <w:t>conviction_mult</w:t>
+      </w:r>
+      <w:proofErr w:type="spellEnd"/>
+      <w:r>
+        <w:rPr>
+          <w:rFonts w:ascii="Consolas" w:hAnsi="Consolas"/>
+          <w:color w:val="0B1220"/>
+          <w:sz w:val="18"/>
+        </w:rPr>
+        <w:t>, -</w:t>
+      </w:r>
+      <w:proofErr w:type="spellStart"/>
+      <w:r>
+        <w:rPr>
+          <w:rFonts w:ascii="Consolas" w:hAnsi="Consolas"/>
+          <w:color w:val="0B1220"/>
+          <w:sz w:val="18"/>
+        </w:rPr>
+        <w:t>max_tilt_ac</w:t>
+      </w:r>
+      <w:proofErr w:type="spellEnd"/>
+      <w:r>
+        <w:rPr>
+          <w:rFonts w:ascii="Consolas" w:hAnsi="Consolas"/>
+          <w:color w:val="0B1220"/>
+          <w:sz w:val="18"/>
+        </w:rPr>
+        <w:t>, +</w:t>
+      </w:r>
+      <w:proofErr w:type="spellStart"/>
+      <w:r>
+        <w:rPr>
+          <w:rFonts w:ascii="Consolas" w:hAnsi="Consolas"/>
+          <w:color w:val="0B1220"/>
+          <w:sz w:val="18"/>
+        </w:rPr>
+        <w:t>max_tilt_ac</w:t>
+      </w:r>
+      <w:proofErr w:type="spellEnd"/>
+      <w:r>
+        <w:rPr>
+          <w:rFonts w:ascii="Consolas" w:hAnsi="Consolas"/>
+          <w:color w:val="0B1220"/>
+          <w:sz w:val="18"/>
+        </w:rPr>
+        <w:t>)</w:t>
+      </w:r>
+    </w:p>
+    <w:p>
+      <w:pPr>
+        <w:spacing w:before="280" w:after="80"/>
+      </w:pPr>
+      <w:r>
+        <w:rPr>
+          <w:b/>
+          <w:color w:val="0B1220"/>
+          <w:sz w:val="28"/>
+        </w:rPr>
+        <w:t>Conviction mapping (absolute view)</w:t>
+      </w:r>
+    </w:p>
+    <w:tbl>
+      <w:tblPr>
+        <w:tblStyle w:val="Cuadrculaclara-nfasis1"/>
+        <w:tblW w:w="0" w:type="auto"/>
+        <w:tblLook w:val="04A0" w:firstRow="1" w:lastRow="0" w:firstColumn="1" w:lastColumn="0" w:noHBand="0" w:noVBand="1"/>
+      </w:tblPr>
+      <w:tblGrid>
+        <w:gridCol w:w="2880"/>
+        <w:gridCol w:w="2880"/>
+        <w:gridCol w:w="2880"/>
+      </w:tblGrid>
+      <w:tr>
+        <w:trPr>
+          <w:cnfStyle w:val="100000000000" w:firstRow="1" w:lastRow="0" w:firstColumn="0" w:lastColumn="0" w:oddVBand="0" w:evenVBand="0" w:oddHBand="0" w:evenHBand="0" w:firstRowFirstColumn="0" w:firstRowLastColumn="0" w:lastRowFirstColumn="0" w:lastRowLastColumn="0"/>
+        </w:trPr>
+        <w:tc>
+          <w:tcPr>
+            <w:cnfStyle w:val="001000000000" w:firstRow="0" w:lastRow="0" w:firstColumn="1" w:lastColumn="0" w:oddVBand="0" w:evenVBand="0" w:oddHBand="0" w:evenHBand="0" w:firstRowFirstColumn="0" w:firstRowLastColumn="0" w:lastRowFirstColumn="0" w:lastRowLastColumn="0"/>
+            <w:tcW w:w="2880" w:type="dxa"/>
+            <w:shd w:val="clear" w:color="auto" w:fill="1E2E47"/>
+          </w:tcPr>
+          <w:p>
+            <w:r>
+              <w:rPr>
+                <w:color w:val="FFFFFF"/>
+              </w:rPr>
+              <w:t>Z composite</w:t>
+            </w:r>
+          </w:p>
+        </w:tc>
+        <w:tc>
+          <w:tcPr>
+            <w:tcW w:w="2880" w:type="dxa"/>
+            <w:shd w:val="clear" w:color="auto" w:fill="1E2E47"/>
+          </w:tcPr>
+          <w:p>
+            <w:pPr>
+              <w:cnfStyle w:val="100000000000" w:firstRow="1" w:lastRow="0" w:firstColumn="0" w:lastColumn="0" w:oddVBand="0" w:evenVBand="0" w:oddHBand="0" w:evenHBand="0" w:firstRowFirstColumn="0" w:firstRowLastColumn="0" w:lastRowFirstColumn="0" w:lastRowLastColumn="0"/>
+            </w:pPr>
+            <w:r>
+              <w:rPr>
+                <w:color w:val="FFFFFF"/>
+              </w:rPr>
+              <w:t>Label</w:t>
+            </w:r>
+          </w:p>
+        </w:tc>
+        <w:tc>
+          <w:tcPr>
+            <w:tcW w:w="2880" w:type="dxa"/>
+            <w:shd w:val="clear" w:color="auto" w:fill="1E2E47"/>
+          </w:tcPr>
+          <w:p>
+            <w:pPr>
+              <w:cnfStyle w:val="100000000000" w:firstRow="1" w:lastRow="0" w:firstColumn="0" w:lastColumn="0" w:oddVBand="0" w:evenVBand="0" w:oddHBand="0" w:evenHBand="0" w:firstRowFirstColumn="0" w:firstRowLastColumn="0" w:lastRowFirstColumn="0" w:lastRowLastColumn="0"/>
+            </w:pPr>
+            <w:r>
+              <w:rPr>
+                <w:color w:val="FFFFFF"/>
+              </w:rPr>
+              <w:t>Tilt vs SAA</w:t>
+            </w:r>
+          </w:p>
+        </w:tc>
+      </w:tr>
+      <w:tr>
+        <w:trPr>
+          <w:cnfStyle w:val="000000100000" w:firstRow="0" w:lastRow="0" w:firstColumn="0" w:lastColumn="0" w:oddVBand="0" w:evenVBand="0" w:oddHBand="1" w:evenHBand="0" w:firstRowFirstColumn="0" w:firstRowLastColumn="0" w:lastRowFirstColumn="0" w:lastRowLastColumn="0"/>
+        </w:trPr>
+        <w:tc>
+          <w:tcPr>
+            <w:cnfStyle w:val="001000000000" w:firstRow="0" w:lastRow="0" w:firstColumn="1" w:lastColumn="0" w:oddVBand="0" w:evenVBand="0" w:oddHBand="0" w:evenHBand="0" w:firstRowFirstColumn="0" w:firstRowLastColumn="0" w:lastRowFirstColumn="0" w:lastRowLastColumn="0"/>
+            <w:tcW w:w="2880" w:type="dxa"/>
+          </w:tcPr>
+          <w:p>
+            <w:r>
+              <w:t>&gt; +1.50</w:t>
+            </w:r>
+          </w:p>
+        </w:tc>
+        <w:tc>
+          <w:tcPr>
+            <w:tcW w:w="2880" w:type="dxa"/>
+          </w:tcPr>
+          <w:p>
+            <w:pPr>
+              <w:cnfStyle w:val="000000100000" w:firstRow="0" w:lastRow="0" w:firstColumn="0" w:lastColumn="0" w:oddVBand="0" w:evenVBand="0" w:oddHBand="1" w:evenHBand="0" w:firstRowFirstColumn="0" w:firstRowLastColumn="0" w:lastRowFirstColumn="0" w:lastRowLastColumn="0"/>
+            </w:pPr>
+            <w:r>
+              <w:t>HIGH OVERWEIGHT</w:t>
+            </w:r>
+          </w:p>
+        </w:tc>
+        <w:tc>
+          <w:tcPr>
+            <w:tcW w:w="2880" w:type="dxa"/>
+          </w:tcPr>
+          <w:p>
+            <w:pPr>
+              <w:cnfStyle w:val="000000100000" w:firstRow="0" w:lastRow="0" w:firstColumn="0" w:lastColumn="0" w:oddVBand="0" w:evenVBand="0" w:oddHBand="1" w:evenHBand="0" w:firstRowFirstColumn="0" w:firstRowLastColumn="0" w:lastRowFirstColumn="0" w:lastRowLastColumn="0"/>
+            </w:pPr>
+            <w:r>
+              <w:t>+3.0% to +5.0%</w:t>
+            </w:r>
+          </w:p>
+        </w:tc>
+      </w:tr>
+      <w:tr>
+        <w:trPr>
+          <w:cnfStyle w:val="000000010000" w:firstRow="0" w:lastRow="0" w:firstColumn="0" w:lastColumn="0" w:oddVBand="0" w:evenVBand="0" w:oddHBand="0" w:evenHBand="1" w:firstRowFirstColumn="0" w:firstRowLastColumn="0" w:lastRowFirstColumn="0" w:lastRowLastColumn="0"/>
+        </w:trPr>
+        <w:tc>
+          <w:tcPr>
+            <w:cnfStyle w:val="001000000000" w:firstRow="0" w:lastRow="0" w:firstColumn="1" w:lastColumn="0" w:oddVBand="0" w:evenVBand="0" w:oddHBand="0" w:evenHBand="0" w:firstRowFirstColumn="0" w:firstRowLastColumn="0" w:lastRowFirstColumn="0" w:lastRowLastColumn="0"/>
+            <w:tcW w:w="2880" w:type="dxa"/>
+          </w:tcPr>
+          <w:p>
+            <w:r>
+              <w:t>+0.75 to +1.50</w:t>
+            </w:r>
+          </w:p>
+        </w:tc>
+        <w:tc>
+          <w:tcPr>
+            <w:tcW w:w="2880" w:type="dxa"/>
+          </w:tcPr>
+          <w:p>
+            <w:pPr>
+              <w:cnfStyle w:val="000000010000" w:firstRow="0" w:lastRow="0" w:firstColumn="0" w:lastColumn="0" w:oddVBand="0" w:evenVBand="0" w:oddHBand="0" w:evenHBand="1" w:firstRowFirstColumn="0" w:firstRowLastColumn="0" w:lastRowFirstColumn="0" w:lastRowLastColumn="0"/>
+            </w:pPr>
+            <w:r>
+              <w:t>MEDIUM OVERWEIGHT</w:t>
+            </w:r>
+          </w:p>
+        </w:tc>
+        <w:tc>
+          <w:tcPr>
+            <w:tcW w:w="2880" w:type="dxa"/>
+          </w:tcPr>
+          <w:p>
+            <w:pPr>
+              <w:cnfStyle w:val="000000010000" w:firstRow="0" w:lastRow="0" w:firstColumn="0" w:lastColumn="0" w:oddVBand="0" w:evenVBand="0" w:oddHBand="0" w:evenHBand="1" w:firstRowFirstColumn="0" w:firstRowLastColumn="0" w:lastRowFirstColumn="0" w:lastRowLastColumn="0"/>
+            </w:pPr>
+            <w:r>
+              <w:t>+1.5% to +3.0%</w:t>
+            </w:r>
+          </w:p>
+        </w:tc>
+      </w:tr>
+      <w:tr>
+        <w:trPr>
+          <w:cnfStyle w:val="000000100000" w:firstRow="0" w:lastRow="0" w:firstColumn="0" w:lastColumn="0" w:oddVBand="0" w:evenVBand="0" w:oddHBand="1" w:evenHBand="0" w:firstRowFirstColumn="0" w:firstRowLastColumn="0" w:lastRowFirstColumn="0" w:lastRowLastColumn="0"/>
+        </w:trPr>
+        <w:tc>
+          <w:tcPr>
+            <w:cnfStyle w:val="001000000000" w:firstRow="0" w:lastRow="0" w:firstColumn="1" w:lastColumn="0" w:oddVBand="0" w:evenVBand="0" w:oddHBand="0" w:evenHBand="0" w:firstRowFirstColumn="0" w:firstRowLastColumn="0" w:lastRowFirstColumn="0" w:lastRowLastColumn="0"/>
+            <w:tcW w:w="2880" w:type="dxa"/>
+          </w:tcPr>
+          <w:p>
+            <w:r>
+              <w:t>-0.75 to +0.75</w:t>
+            </w:r>
+          </w:p>
+        </w:tc>
+        <w:tc>
+          <w:tcPr>
+            <w:tcW w:w="2880" w:type="dxa"/>
+          </w:tcPr>
+          <w:p>
+            <w:pPr>
+              <w:cnfStyle w:val="000000100000" w:firstRow="0" w:lastRow="0" w:firstColumn="0" w:lastColumn="0" w:oddVBand="0" w:evenVBand="0" w:oddHBand="1" w:evenHBand="0" w:firstRowFirstColumn="0" w:firstRowLastColumn="0" w:lastRowFirstColumn="0" w:lastRowLastColumn="0"/>
+            </w:pPr>
+            <w:r>
+              <w:t>NEUTRAL</w:t>
+            </w:r>
+          </w:p>
+        </w:tc>
+        <w:tc>
+          <w:tcPr>
+            <w:tcW w:w="2880" w:type="dxa"/>
+          </w:tcPr>
+          <w:p>
+            <w:pPr>
+              <w:cnfStyle w:val="000000100000" w:firstRow="0" w:lastRow="0" w:firstColumn="0" w:lastColumn="0" w:oddVBand="0" w:evenVBand="0" w:oddHBand="1" w:evenHBand="0" w:firstRowFirstColumn="0" w:firstRowLastColumn="0" w:lastRowFirstColumn="0" w:lastRowLastColumn="0"/>
+            </w:pPr>
+            <w:r>
+              <w:t>0%</w:t>
+            </w:r>
+          </w:p>
+        </w:tc>
+      </w:tr>
+      <w:tr>
+        <w:trPr>
+          <w:cnfStyle w:val="000000010000" w:firstRow="0" w:lastRow="0" w:firstColumn="0" w:lastColumn="0" w:oddVBand="0" w:evenVBand="0" w:oddHBand="0" w:evenHBand="1" w:firstRowFirstColumn="0" w:firstRowLastColumn="0" w:lastRowFirstColumn="0" w:lastRowLastColumn="0"/>
+        </w:trPr>
+        <w:tc>
+          <w:tcPr>
+            <w:cnfStyle w:val="001000000000" w:firstRow="0" w:lastRow="0" w:firstColumn="1" w:lastColumn="0" w:oddVBand="0" w:evenVBand="0" w:oddHBand="0" w:evenHBand="0" w:firstRowFirstColumn="0" w:firstRowLastColumn="0" w:lastRowFirstColumn="0" w:lastRowLastColumn="0"/>
+            <w:tcW w:w="2880" w:type="dxa"/>
+          </w:tcPr>
+          <w:p>
+            <w:r>
+              <w:t>-1.50 to -0.75</w:t>
+            </w:r>
+          </w:p>
+        </w:tc>
+        <w:tc>
+          <w:tcPr>
+            <w:tcW w:w="2880" w:type="dxa"/>
+          </w:tcPr>
+          <w:p>
+            <w:pPr>
+              <w:cnfStyle w:val="000000010000" w:firstRow="0" w:lastRow="0" w:firstColumn="0" w:lastColumn="0" w:oddVBand="0" w:evenVBand="0" w:oddHBand="0" w:evenHBand="1" w:firstRowFirstColumn="0" w:firstRowLastColumn="0" w:lastRowFirstColumn="0" w:lastRowLastColumn="0"/>
+            </w:pPr>
+            <w:r>
+              <w:t>MEDIUM UNDERWEIGHT</w:t>
+            </w:r>
+          </w:p>
+        </w:tc>
+        <w:tc>
+          <w:tcPr>
+            <w:tcW w:w="2880" w:type="dxa"/>
+          </w:tcPr>
+          <w:p>
+            <w:pPr>
+              <w:cnfStyle w:val="000000010000" w:firstRow="0" w:lastRow="0" w:firstColumn="0" w:lastColumn="0" w:oddVBand="0" w:evenVBand="0" w:oddHBand="0" w:evenHBand="1" w:firstRowFirstColumn="0" w:firstRowLastColumn="0" w:lastRowFirstColumn="0" w:lastRowLastColumn="0"/>
+            </w:pPr>
+            <w:r>
+              <w:t>-1.5% to -3.0%</w:t>
+            </w:r>
+          </w:p>
+        </w:tc>
+      </w:tr>
+      <w:tr>
+        <w:trPr>
+          <w:cnfStyle w:val="000000100000" w:firstRow="0" w:lastRow="0" w:firstColumn="0" w:lastColumn="0" w:oddVBand="0" w:evenVBand="0" w:oddHBand="1" w:evenHBand="0" w:firstRowFirstColumn="0" w:firstRowLastColumn="0" w:lastRowFirstColumn="0" w:lastRowLastColumn="0"/>
+        </w:trPr>
+        <w:tc>
+          <w:tcPr>
+            <w:cnfStyle w:val="001000000000" w:firstRow="0" w:lastRow="0" w:firstColumn="1" w:lastColumn="0" w:oddVBand="0" w:evenVBand="0" w:oddHBand="0" w:evenHBand="0" w:firstRowFirstColumn="0" w:firstRowLastColumn="0" w:lastRowFirstColumn="0" w:lastRowLastColumn="0"/>
+            <w:tcW w:w="2880" w:type="dxa"/>
+          </w:tcPr>
+          <w:p>
+            <w:r>
+              <w:t>&lt; -1.50</w:t>
+            </w:r>
+          </w:p>
+        </w:tc>
+        <w:tc>
+          <w:tcPr>
+            <w:tcW w:w="2880" w:type="dxa"/>
+          </w:tcPr>
+          <w:p>
+            <w:pPr>
+              <w:cnfStyle w:val="000000100000" w:firstRow="0" w:lastRow="0" w:firstColumn="0" w:lastColumn="0" w:oddVBand="0" w:evenVBand="0" w:oddHBand="1" w:evenHBand="0" w:firstRowFirstColumn="0" w:firstRowLastColumn="0" w:lastRowFirstColumn="0" w:lastRowLastColumn="0"/>
+            </w:pPr>
+            <w:r>
+              <w:t>HIGH UNDERWEIGHT</w:t>
+            </w:r>
+          </w:p>
+        </w:tc>
+        <w:tc>
+          <w:tcPr>
+            <w:tcW w:w="2880" w:type="dxa"/>
+          </w:tcPr>
+          <w:p>
+            <w:pPr>
+              <w:cnfStyle w:val="000000100000" w:firstRow="0" w:lastRow="0" w:firstColumn="0" w:lastColumn="0" w:oddVBand="0" w:evenVBand="0" w:oddHBand="1" w:evenHBand="0" w:firstRowFirstColumn="0" w:firstRowLastColumn="0" w:lastRowFirstColumn="0" w:lastRowLastColumn="0"/>
+            </w:pPr>
+            <w:r>
+              <w:t>-3.0% to -5.0%</w:t>
+            </w:r>
+          </w:p>
+        </w:tc>
+      </w:tr>
+    </w:tbl>
+    <w:p>
+      <w:pPr>
+        <w:spacing w:line="240" w:lineRule="auto"/>
+        <w:rPr>
+          <w:rFonts w:ascii="Arial" w:hAnsi="Arial" w:cs="Arial"/>
+          <w:b/>
+          <w:bCs/>
           <w:sz w:val="22"/>
           <w:szCs w:val="22"/>
         </w:rPr>
@@ -4343,6 +5483,27 @@
 <file path=word/numbering.xml><?xml version="1.0" encoding="utf-8"?>
 <w:numbering xmlns:wpc="http://schemas.microsoft.com/office/word/2010/wordprocessingCanvas" xmlns:cx="http://schemas.microsoft.com/office/drawing/2014/chartex" xmlns:cx1="http://schemas.microsoft.com/office/drawing/2015/9/8/chartex" xmlns:cx2="http://schemas.microsoft.com/office/drawing/2015/10/21/chartex" xmlns:cx3="http://schemas.microsoft.com/office/drawing/2016/5/9/chartex" xmlns:cx4="http://schemas.microsoft.com/office/drawing/2016/5/10/chartex" xmlns:cx5="http://schemas.microsoft.com/office/drawing/2016/5/11/chartex" xmlns:cx6="http://schemas.microsoft.com/office/drawing/2016/5/12/chartex" xmlns:cx7="http://schemas.microsoft.com/office/drawing/2016/5/13/chartex" xmlns:cx8="http://schemas.microsoft.com/office/drawing/2016/5/14/chartex" xmlns:mc="http://schemas.openxmlformats.org/markup-compatibility/2006" xmlns:aink="http://schemas.microsoft.com/office/drawing/2016/ink" xmlns:am3d="http://schemas.microsoft.com/office/drawing/2017/model3d" xmlns:o="urn:schemas-microsoft-com:office:office" xmlns:oel="http://schemas.microsoft.com/office/2019/extlst" xmlns:r="http://schemas.openxmlformats.org/officeDocument/2006/relationships" xmlns:m="http://schemas.openxmlformats.org/officeDocument/2006/math" xmlns:v="urn:schemas-microsoft-com:vml" xmlns:wp14="http://schemas.microsoft.com/office/word/2010/wordprocessingDrawing" xmlns:wp="http://schemas.openxmlformats.org/drawingml/2006/wordprocessingDrawing" xmlns:w10="urn:schemas-microsoft-com:office:word" xmlns:w="http://schemas.openxmlformats.org/wordprocessingml/2006/main" xmlns:w14="http://schemas.microsoft.com/office/word/2010/wordml" xmlns:w15="http://schemas.microsoft.com/office/word/2012/wordml" xmlns:w16cex="http://schemas.microsoft.com/office/word/2018/wordml/cex" xmlns:w16cid="http://schemas.microsoft.com/office/word/2016/wordml/cid" xmlns:w16="http://schemas.microsoft.com/office/word/2018/wordml" xmlns:w16du="http://schemas.microsoft.com/office/word/2023/wordml/word16du" xmlns:w16sdtdh="http://schemas.microsoft.com/office/word/2020/wordml/sdtdatahash" xmlns:w16sdtfl="http://schemas.microsoft.com/office/word/2024/wordml/sdtformatlock" xmlns:w16se="http://schemas.microsoft.com/office/word/2015/wordml/symex" xmlns:wpg="http://schemas.microsoft.com/office/word/2010/wordprocessingGroup" xmlns:wpi="http://schemas.microsoft.com/office/word/2010/wordprocessingInk" xmlns:wne="http://schemas.microsoft.com/office/word/2006/wordml" xmlns:wps="http://schemas.microsoft.com/office/word/2010/wordprocessingShape" mc:Ignorable="w14 w15 w16se w16cid w16 w16cex w16sdtdh w16sdtfl w16du wp14">
   <w:abstractNum w:abstractNumId="0" w15:restartNumberingAfterBreak="0">
+    <w:nsid w:val="FFFFFF89"/>
+    <w:multiLevelType w:val="singleLevel"/>
+    <w:tmpl w:val="E51640A0"/>
+    <w:lvl w:ilvl="0">
+      <w:start w:val="1"/>
+      <w:numFmt w:val="bullet"/>
+      <w:pStyle w:val="Listaconvietas"/>
+      <w:lvlText w:val=""/>
+      <w:lvlJc w:val="left"/>
+      <w:pPr>
+        <w:tabs>
+          <w:tab w:val="num" w:pos="360"/>
+        </w:tabs>
+        <w:ind w:left="360" w:hanging="360"/>
+      </w:pPr>
+      <w:rPr>
+        <w:rFonts w:ascii="Symbol" w:hAnsi="Symbol" w:hint="default"/>
+      </w:rPr>
+    </w:lvl>
+  </w:abstractNum>
+  <w:abstractNum w:abstractNumId="1" w15:restartNumberingAfterBreak="0">
     <w:nsid w:val="127121DE"/>
     <w:multiLevelType w:val="multilevel"/>
     <w:tmpl w:val="280A001F"/>
@@ -4428,7 +5589,7 @@
       </w:pPr>
     </w:lvl>
   </w:abstractNum>
-  <w:abstractNum w:abstractNumId="1" w15:restartNumberingAfterBreak="0">
+  <w:abstractNum w:abstractNumId="2" w15:restartNumberingAfterBreak="0">
     <w:nsid w:val="1BF5363B"/>
     <w:multiLevelType w:val="multilevel"/>
     <w:tmpl w:val="2654CAE2"/>
@@ -4517,7 +5678,7 @@
       </w:pPr>
     </w:lvl>
   </w:abstractNum>
-  <w:abstractNum w:abstractNumId="2" w15:restartNumberingAfterBreak="0">
+  <w:abstractNum w:abstractNumId="3" w15:restartNumberingAfterBreak="0">
     <w:nsid w:val="24D961E4"/>
     <w:multiLevelType w:val="hybridMultilevel"/>
     <w:tmpl w:val="380CB188"/>
@@ -4609,7 +5770,7 @@
       </w:pPr>
     </w:lvl>
   </w:abstractNum>
-  <w:abstractNum w:abstractNumId="3" w15:restartNumberingAfterBreak="0">
+  <w:abstractNum w:abstractNumId="4" w15:restartNumberingAfterBreak="0">
     <w:nsid w:val="3FDC2120"/>
     <w:multiLevelType w:val="hybridMultilevel"/>
     <w:tmpl w:val="1DB61678"/>
@@ -4722,7 +5883,7 @@
       </w:rPr>
     </w:lvl>
   </w:abstractNum>
-  <w:abstractNum w:abstractNumId="4" w15:restartNumberingAfterBreak="0">
+  <w:abstractNum w:abstractNumId="5" w15:restartNumberingAfterBreak="0">
     <w:nsid w:val="445A7094"/>
     <w:multiLevelType w:val="hybridMultilevel"/>
     <w:tmpl w:val="505AEEB0"/>
@@ -4835,7 +5996,7 @@
       </w:rPr>
     </w:lvl>
   </w:abstractNum>
-  <w:abstractNum w:abstractNumId="5" w15:restartNumberingAfterBreak="0">
+  <w:abstractNum w:abstractNumId="6" w15:restartNumberingAfterBreak="0">
     <w:nsid w:val="44D56BB5"/>
     <w:multiLevelType w:val="hybridMultilevel"/>
     <w:tmpl w:val="7706A718"/>
@@ -4948,7 +6109,7 @@
       </w:rPr>
     </w:lvl>
   </w:abstractNum>
-  <w:abstractNum w:abstractNumId="6" w15:restartNumberingAfterBreak="0">
+  <w:abstractNum w:abstractNumId="7" w15:restartNumberingAfterBreak="0">
     <w:nsid w:val="4A3D43FF"/>
     <w:multiLevelType w:val="hybridMultilevel"/>
     <w:tmpl w:val="86C836C0"/>
@@ -5061,7 +6222,7 @@
       </w:rPr>
     </w:lvl>
   </w:abstractNum>
-  <w:abstractNum w:abstractNumId="7" w15:restartNumberingAfterBreak="0">
+  <w:abstractNum w:abstractNumId="8" w15:restartNumberingAfterBreak="0">
     <w:nsid w:val="4CBE6440"/>
     <w:multiLevelType w:val="hybridMultilevel"/>
     <w:tmpl w:val="60F4F2D2"/>
@@ -5150,7 +6311,7 @@
       </w:pPr>
     </w:lvl>
   </w:abstractNum>
-  <w:abstractNum w:abstractNumId="8" w15:restartNumberingAfterBreak="0">
+  <w:abstractNum w:abstractNumId="9" w15:restartNumberingAfterBreak="0">
     <w:nsid w:val="4E073A18"/>
     <w:multiLevelType w:val="multilevel"/>
     <w:tmpl w:val="280A001F"/>
@@ -5236,7 +6397,7 @@
       </w:pPr>
     </w:lvl>
   </w:abstractNum>
-  <w:abstractNum w:abstractNumId="9" w15:restartNumberingAfterBreak="0">
+  <w:abstractNum w:abstractNumId="10" w15:restartNumberingAfterBreak="0">
     <w:nsid w:val="6C6F26C8"/>
     <w:multiLevelType w:val="hybridMultilevel"/>
     <w:tmpl w:val="3D740332"/>
@@ -5326,34 +6487,37 @@
     </w:lvl>
   </w:abstractNum>
   <w:num w:numId="1" w16cid:durableId="1212421796">
+    <w:abstractNumId w:val="6"/>
+  </w:num>
+  <w:num w:numId="2" w16cid:durableId="729309319">
+    <w:abstractNumId w:val="10"/>
+  </w:num>
+  <w:num w:numId="3" w16cid:durableId="1129739405">
+    <w:abstractNumId w:val="3"/>
+  </w:num>
+  <w:num w:numId="4" w16cid:durableId="467822980">
+    <w:abstractNumId w:val="7"/>
+  </w:num>
+  <w:num w:numId="5" w16cid:durableId="297339565">
+    <w:abstractNumId w:val="4"/>
+  </w:num>
+  <w:num w:numId="6" w16cid:durableId="1896774375">
+    <w:abstractNumId w:val="9"/>
+  </w:num>
+  <w:num w:numId="7" w16cid:durableId="968634758">
+    <w:abstractNumId w:val="2"/>
+  </w:num>
+  <w:num w:numId="8" w16cid:durableId="1499076840">
     <w:abstractNumId w:val="5"/>
   </w:num>
-  <w:num w:numId="2" w16cid:durableId="729309319">
-    <w:abstractNumId w:val="9"/>
+  <w:num w:numId="9" w16cid:durableId="1451707940">
+    <w:abstractNumId w:val="1"/>
   </w:num>
-  <w:num w:numId="3" w16cid:durableId="1129739405">
-    <w:abstractNumId w:val="2"/>
-  </w:num>
-  <w:num w:numId="4" w16cid:durableId="467822980">
-    <w:abstractNumId w:val="6"/>
-  </w:num>
-  <w:num w:numId="5" w16cid:durableId="297339565">
-    <w:abstractNumId w:val="3"/>
-  </w:num>
-  <w:num w:numId="6" w16cid:durableId="1896774375">
+  <w:num w:numId="10" w16cid:durableId="1615331735">
     <w:abstractNumId w:val="8"/>
   </w:num>
-  <w:num w:numId="7" w16cid:durableId="968634758">
-    <w:abstractNumId w:val="1"/>
-  </w:num>
-  <w:num w:numId="8" w16cid:durableId="1499076840">
-    <w:abstractNumId w:val="4"/>
-  </w:num>
-  <w:num w:numId="9" w16cid:durableId="1451707940">
+  <w:num w:numId="11" w16cid:durableId="734930691">
     <w:abstractNumId w:val="0"/>
-  </w:num>
-  <w:num w:numId="10" w16cid:durableId="1615331735">
-    <w:abstractNumId w:val="7"/>
   </w:num>
 </w:numbering>
 </file>
@@ -6449,6 +7613,162 @@
       <w:shd w:val="clear" w:color="auto" w:fill="E1DFDD"/>
     </w:rPr>
   </w:style>
+  <w:style w:type="paragraph" w:styleId="Listaconvietas">
+    <w:name w:val="List Bullet"/>
+    <w:basedOn w:val="Normal"/>
+    <w:uiPriority w:val="99"/>
+    <w:unhideWhenUsed/>
+    <w:rsid w:val="00F24F3F"/>
+    <w:pPr>
+      <w:numPr>
+        <w:numId w:val="11"/>
+      </w:numPr>
+      <w:tabs>
+        <w:tab w:val="clear" w:pos="360"/>
+      </w:tabs>
+      <w:spacing w:after="200" w:line="276" w:lineRule="auto"/>
+      <w:ind w:left="0" w:firstLine="0"/>
+      <w:contextualSpacing/>
+    </w:pPr>
+    <w:rPr>
+      <w:rFonts w:ascii="Calibri" w:eastAsiaTheme="minorEastAsia" w:hAnsi="Calibri"/>
+      <w:kern w:val="0"/>
+      <w:sz w:val="20"/>
+      <w:szCs w:val="22"/>
+      <w14:ligatures w14:val="none"/>
+    </w:rPr>
+  </w:style>
+  <w:style w:type="table" w:styleId="Cuadrculaclara-nfasis1">
+    <w:name w:val="Light Grid Accent 1"/>
+    <w:basedOn w:val="Tablanormal"/>
+    <w:uiPriority w:val="62"/>
+    <w:rsid w:val="00F24F3F"/>
+    <w:pPr>
+      <w:spacing w:after="0" w:line="240" w:lineRule="auto"/>
+    </w:pPr>
+    <w:rPr>
+      <w:rFonts w:eastAsiaTheme="minorEastAsia"/>
+      <w:kern w:val="0"/>
+      <w:sz w:val="22"/>
+      <w:szCs w:val="22"/>
+      <w:lang w:val="en-US"/>
+      <w14:ligatures w14:val="none"/>
+    </w:rPr>
+    <w:tblPr>
+      <w:tblStyleRowBandSize w:val="1"/>
+      <w:tblStyleColBandSize w:val="1"/>
+      <w:tblBorders>
+        <w:top w:val="single" w:sz="8" w:space="0" w:color="156082" w:themeColor="accent1"/>
+        <w:left w:val="single" w:sz="8" w:space="0" w:color="156082" w:themeColor="accent1"/>
+        <w:bottom w:val="single" w:sz="8" w:space="0" w:color="156082" w:themeColor="accent1"/>
+        <w:right w:val="single" w:sz="8" w:space="0" w:color="156082" w:themeColor="accent1"/>
+        <w:insideH w:val="single" w:sz="8" w:space="0" w:color="156082" w:themeColor="accent1"/>
+        <w:insideV w:val="single" w:sz="8" w:space="0" w:color="156082" w:themeColor="accent1"/>
+      </w:tblBorders>
+    </w:tblPr>
+    <w:tblStylePr w:type="firstRow">
+      <w:pPr>
+        <w:spacing w:before="0" w:after="0" w:line="240" w:lineRule="auto"/>
+      </w:pPr>
+      <w:rPr>
+        <w:rFonts w:asciiTheme="majorHAnsi" w:eastAsiaTheme="majorEastAsia" w:hAnsiTheme="majorHAnsi" w:cstheme="majorBidi"/>
+        <w:b/>
+        <w:bCs/>
+      </w:rPr>
+      <w:tblPr/>
+      <w:tcPr>
+        <w:tcBorders>
+          <w:top w:val="single" w:sz="8" w:space="0" w:color="156082" w:themeColor="accent1"/>
+          <w:left w:val="single" w:sz="8" w:space="0" w:color="156082" w:themeColor="accent1"/>
+          <w:bottom w:val="single" w:sz="18" w:space="0" w:color="156082" w:themeColor="accent1"/>
+          <w:right w:val="single" w:sz="8" w:space="0" w:color="156082" w:themeColor="accent1"/>
+          <w:insideH w:val="nil"/>
+          <w:insideV w:val="single" w:sz="8" w:space="0" w:color="156082" w:themeColor="accent1"/>
+        </w:tcBorders>
+      </w:tcPr>
+    </w:tblStylePr>
+    <w:tblStylePr w:type="lastRow">
+      <w:pPr>
+        <w:spacing w:before="0" w:after="0" w:line="240" w:lineRule="auto"/>
+      </w:pPr>
+      <w:rPr>
+        <w:rFonts w:asciiTheme="majorHAnsi" w:eastAsiaTheme="majorEastAsia" w:hAnsiTheme="majorHAnsi" w:cstheme="majorBidi"/>
+        <w:b/>
+        <w:bCs/>
+      </w:rPr>
+      <w:tblPr/>
+      <w:tcPr>
+        <w:tcBorders>
+          <w:top w:val="double" w:sz="6" w:space="0" w:color="156082" w:themeColor="accent1"/>
+          <w:left w:val="single" w:sz="8" w:space="0" w:color="156082" w:themeColor="accent1"/>
+          <w:bottom w:val="single" w:sz="8" w:space="0" w:color="156082" w:themeColor="accent1"/>
+          <w:right w:val="single" w:sz="8" w:space="0" w:color="156082" w:themeColor="accent1"/>
+          <w:insideH w:val="nil"/>
+          <w:insideV w:val="single" w:sz="8" w:space="0" w:color="156082" w:themeColor="accent1"/>
+        </w:tcBorders>
+      </w:tcPr>
+    </w:tblStylePr>
+    <w:tblStylePr w:type="firstCol">
+      <w:rPr>
+        <w:rFonts w:asciiTheme="majorHAnsi" w:eastAsiaTheme="majorEastAsia" w:hAnsiTheme="majorHAnsi" w:cstheme="majorBidi"/>
+        <w:b/>
+        <w:bCs/>
+      </w:rPr>
+    </w:tblStylePr>
+    <w:tblStylePr w:type="lastCol">
+      <w:rPr>
+        <w:rFonts w:asciiTheme="majorHAnsi" w:eastAsiaTheme="majorEastAsia" w:hAnsiTheme="majorHAnsi" w:cstheme="majorBidi"/>
+        <w:b/>
+        <w:bCs/>
+      </w:rPr>
+      <w:tblPr/>
+      <w:tcPr>
+        <w:tcBorders>
+          <w:top w:val="single" w:sz="8" w:space="0" w:color="156082" w:themeColor="accent1"/>
+          <w:left w:val="single" w:sz="8" w:space="0" w:color="156082" w:themeColor="accent1"/>
+          <w:bottom w:val="single" w:sz="8" w:space="0" w:color="156082" w:themeColor="accent1"/>
+          <w:right w:val="single" w:sz="8" w:space="0" w:color="156082" w:themeColor="accent1"/>
+        </w:tcBorders>
+      </w:tcPr>
+    </w:tblStylePr>
+    <w:tblStylePr w:type="band1Vert">
+      <w:tblPr/>
+      <w:tcPr>
+        <w:tcBorders>
+          <w:top w:val="single" w:sz="8" w:space="0" w:color="156082" w:themeColor="accent1"/>
+          <w:left w:val="single" w:sz="8" w:space="0" w:color="156082" w:themeColor="accent1"/>
+          <w:bottom w:val="single" w:sz="8" w:space="0" w:color="156082" w:themeColor="accent1"/>
+          <w:right w:val="single" w:sz="8" w:space="0" w:color="156082" w:themeColor="accent1"/>
+        </w:tcBorders>
+        <w:shd w:val="clear" w:color="auto" w:fill="B2DEF2" w:themeFill="accent1" w:themeFillTint="3F"/>
+      </w:tcPr>
+    </w:tblStylePr>
+    <w:tblStylePr w:type="band1Horz">
+      <w:tblPr/>
+      <w:tcPr>
+        <w:tcBorders>
+          <w:top w:val="single" w:sz="8" w:space="0" w:color="156082" w:themeColor="accent1"/>
+          <w:left w:val="single" w:sz="8" w:space="0" w:color="156082" w:themeColor="accent1"/>
+          <w:bottom w:val="single" w:sz="8" w:space="0" w:color="156082" w:themeColor="accent1"/>
+          <w:right w:val="single" w:sz="8" w:space="0" w:color="156082" w:themeColor="accent1"/>
+          <w:insideV w:val="single" w:sz="8" w:space="0" w:color="156082" w:themeColor="accent1"/>
+        </w:tcBorders>
+        <w:shd w:val="clear" w:color="auto" w:fill="B2DEF2" w:themeFill="accent1" w:themeFillTint="3F"/>
+      </w:tcPr>
+    </w:tblStylePr>
+    <w:tblStylePr w:type="band2Horz">
+      <w:tblPr/>
+      <w:tcPr>
+        <w:tcBorders>
+          <w:top w:val="single" w:sz="8" w:space="0" w:color="156082" w:themeColor="accent1"/>
+          <w:left w:val="single" w:sz="8" w:space="0" w:color="156082" w:themeColor="accent1"/>
+          <w:bottom w:val="single" w:sz="8" w:space="0" w:color="156082" w:themeColor="accent1"/>
+          <w:right w:val="single" w:sz="8" w:space="0" w:color="156082" w:themeColor="accent1"/>
+          <w:insideV w:val="single" w:sz="8" w:space="0" w:color="156082" w:themeColor="accent1"/>
+        </w:tcBorders>
+      </w:tcPr>
+    </w:tblStylePr>
+  </w:style>
 </w:styles>
 </file>
 
